--- a/tillsyn/A 5626-2025 tillsynsbegäran.docx
+++ b/tillsyn/A 5626-2025 tillsynsbegäran.docx
@@ -519,7 +519,7 @@
     <w:r>
       <w:tab/>
       <w:tab/>
-      <w:t>2025-03-11</w:t>
+      <w:t>2025-03-12</w:t>
       <w:br/>
       <w:br/>
     </w:r>

--- a/tillsyn/A 5626-2025 tillsynsbegäran.docx
+++ b/tillsyn/A 5626-2025 tillsynsbegäran.docx
@@ -519,7 +519,7 @@
     <w:r>
       <w:tab/>
       <w:tab/>
-      <w:t>2025-03-12</w:t>
+      <w:t>2025-03-13</w:t>
       <w:br/>
       <w:br/>
     </w:r>

--- a/tillsyn/A 5626-2025 tillsynsbegäran.docx
+++ b/tillsyn/A 5626-2025 tillsynsbegäran.docx
@@ -519,7 +519,7 @@
     <w:r>
       <w:tab/>
       <w:tab/>
-      <w:t>2025-03-13</w:t>
+      <w:t>2025-03-14</w:t>
       <w:br/>
       <w:br/>
     </w:r>

--- a/tillsyn/A 5626-2025 tillsynsbegäran.docx
+++ b/tillsyn/A 5626-2025 tillsynsbegäran.docx
@@ -519,7 +519,7 @@
     <w:r>
       <w:tab/>
       <w:tab/>
-      <w:t>2025-03-14</w:t>
+      <w:t>2025-03-15</w:t>
       <w:br/>
       <w:br/>
     </w:r>

--- a/tillsyn/A 5626-2025 tillsynsbegäran.docx
+++ b/tillsyn/A 5626-2025 tillsynsbegäran.docx
@@ -519,7 +519,7 @@
     <w:r>
       <w:tab/>
       <w:tab/>
-      <w:t>2025-03-15</w:t>
+      <w:t>2025-03-16</w:t>
       <w:br/>
       <w:br/>
     </w:r>

--- a/tillsyn/A 5626-2025 tillsynsbegäran.docx
+++ b/tillsyn/A 5626-2025 tillsynsbegäran.docx
@@ -519,7 +519,7 @@
     <w:r>
       <w:tab/>
       <w:tab/>
-      <w:t>2025-03-16</w:t>
+      <w:t>2025-03-17</w:t>
       <w:br/>
       <w:br/>
     </w:r>

--- a/tillsyn/A 5626-2025 tillsynsbegäran.docx
+++ b/tillsyn/A 5626-2025 tillsynsbegäran.docx
@@ -519,7 +519,7 @@
     <w:r>
       <w:tab/>
       <w:tab/>
-      <w:t>2025-03-17</w:t>
+      <w:t>2025-03-18</w:t>
       <w:br/>
       <w:br/>
     </w:r>

--- a/tillsyn/A 5626-2025 tillsynsbegäran.docx
+++ b/tillsyn/A 5626-2025 tillsynsbegäran.docx
@@ -519,7 +519,7 @@
     <w:r>
       <w:tab/>
       <w:tab/>
-      <w:t>2025-03-18</w:t>
+      <w:t>2025-03-19</w:t>
       <w:br/>
       <w:br/>
     </w:r>

--- a/tillsyn/A 5626-2025 tillsynsbegäran.docx
+++ b/tillsyn/A 5626-2025 tillsynsbegäran.docx
@@ -519,7 +519,7 @@
     <w:r>
       <w:tab/>
       <w:tab/>
-      <w:t>2025-03-19</w:t>
+      <w:t>2025-03-20</w:t>
       <w:br/>
       <w:br/>
     </w:r>

--- a/tillsyn/A 5626-2025 tillsynsbegäran.docx
+++ b/tillsyn/A 5626-2025 tillsynsbegäran.docx
@@ -519,7 +519,7 @@
     <w:r>
       <w:tab/>
       <w:tab/>
-      <w:t>2025-03-20</w:t>
+      <w:t>2025-03-21</w:t>
       <w:br/>
       <w:br/>
     </w:r>

--- a/tillsyn/A 5626-2025 tillsynsbegäran.docx
+++ b/tillsyn/A 5626-2025 tillsynsbegäran.docx
@@ -519,7 +519,7 @@
     <w:r>
       <w:tab/>
       <w:tab/>
-      <w:t>2025-03-21</w:t>
+      <w:t>2025-03-22</w:t>
       <w:br/>
       <w:br/>
     </w:r>

--- a/tillsyn/A 5626-2025 tillsynsbegäran.docx
+++ b/tillsyn/A 5626-2025 tillsynsbegäran.docx
@@ -519,7 +519,7 @@
     <w:r>
       <w:tab/>
       <w:tab/>
-      <w:t>2025-03-22</w:t>
+      <w:t>2025-03-23</w:t>
       <w:br/>
       <w:br/>
     </w:r>

--- a/tillsyn/A 5626-2025 tillsynsbegäran.docx
+++ b/tillsyn/A 5626-2025 tillsynsbegäran.docx
@@ -519,7 +519,7 @@
     <w:r>
       <w:tab/>
       <w:tab/>
-      <w:t>2025-03-23</w:t>
+      <w:t>2025-03-24</w:t>
       <w:br/>
       <w:br/>
     </w:r>

--- a/tillsyn/A 5626-2025 tillsynsbegäran.docx
+++ b/tillsyn/A 5626-2025 tillsynsbegäran.docx
@@ -519,7 +519,7 @@
     <w:r>
       <w:tab/>
       <w:tab/>
-      <w:t>2025-03-24</w:t>
+      <w:t>2025-03-25</w:t>
       <w:br/>
       <w:br/>
     </w:r>

--- a/tillsyn/A 5626-2025 tillsynsbegäran.docx
+++ b/tillsyn/A 5626-2025 tillsynsbegäran.docx
@@ -519,7 +519,7 @@
     <w:r>
       <w:tab/>
       <w:tab/>
-      <w:t>2025-03-25</w:t>
+      <w:t>2025-03-26</w:t>
       <w:br/>
       <w:br/>
     </w:r>

--- a/tillsyn/A 5626-2025 tillsynsbegäran.docx
+++ b/tillsyn/A 5626-2025 tillsynsbegäran.docx
@@ -519,7 +519,7 @@
     <w:r>
       <w:tab/>
       <w:tab/>
-      <w:t>2025-03-26</w:t>
+      <w:t>2025-03-27</w:t>
       <w:br/>
       <w:br/>
     </w:r>

--- a/tillsyn/A 5626-2025 tillsynsbegäran.docx
+++ b/tillsyn/A 5626-2025 tillsynsbegäran.docx
@@ -519,7 +519,7 @@
     <w:r>
       <w:tab/>
       <w:tab/>
-      <w:t>2025-03-27</w:t>
+      <w:t>2025-03-28</w:t>
       <w:br/>
       <w:br/>
     </w:r>

--- a/tillsyn/A 5626-2025 tillsynsbegäran.docx
+++ b/tillsyn/A 5626-2025 tillsynsbegäran.docx
@@ -742,7 +742,7 @@
     <w:r>
       <w:tab/>
       <w:tab/>
-      <w:t>2025-04-02</w:t>
+      <w:t>2025-04-03</w:t>
       <w:br/>
       <w:br/>
     </w:r>

--- a/tillsyn/A 5626-2025 tillsynsbegäran.docx
+++ b/tillsyn/A 5626-2025 tillsynsbegäran.docx
@@ -172,7 +172,7 @@
     </w:p>
     <w:p>
       <w:r>
-        <w:t>I det avverkningsanmälda området finns 2 fyndplatser för knärot registrerade på Artportalen. Figur 2 visar gränserna för buffertzoner på 50 m, som behöver lämnas kring fyndplatserna för att knärotslokalerna inte ska försvinna vid en avverkning. Av det avverkningsanmälda området överlappar 0.83 ha med buffertzonerna och får av detta skäl inte avverkas.</w:t>
+        <w:t>I det avverkningsanmälda området finns 6 fyndplatser för knärot registrerade på Artportalen. Figur 2 visar gränserna för buffertzoner på 50 m, som behöver lämnas kring fyndplatserna för att knärotslokalerna inte ska försvinna vid en avverkning. Av det avverkningsanmälda området överlappar 3.14 ha med buffertzonerna och får av detta skäl inte avverkas.</w:t>
       </w:r>
     </w:p>
     <w:p>
@@ -742,7 +742,7 @@
     <w:r>
       <w:tab/>
       <w:tab/>
-      <w:t>2025-04-03</w:t>
+      <w:t>2025-04-05</w:t>
       <w:br/>
       <w:br/>
     </w:r>

--- a/tillsyn/A 5626-2025 tillsynsbegäran.docx
+++ b/tillsyn/A 5626-2025 tillsynsbegäran.docx
@@ -742,7 +742,7 @@
     <w:r>
       <w:tab/>
       <w:tab/>
-      <w:t>2025-04-05</w:t>
+      <w:t>2025-04-06</w:t>
       <w:br/>
       <w:br/>
     </w:r>

--- a/tillsyn/A 5626-2025 tillsynsbegäran.docx
+++ b/tillsyn/A 5626-2025 tillsynsbegäran.docx
@@ -742,7 +742,7 @@
     <w:r>
       <w:tab/>
       <w:tab/>
-      <w:t>2025-04-06</w:t>
+      <w:t>2025-04-07</w:t>
       <w:br/>
       <w:br/>
     </w:r>

--- a/tillsyn/A 5626-2025 tillsynsbegäran.docx
+++ b/tillsyn/A 5626-2025 tillsynsbegäran.docx
@@ -742,7 +742,7 @@
     <w:r>
       <w:tab/>
       <w:tab/>
-      <w:t>2025-04-07</w:t>
+      <w:t>2025-04-08</w:t>
       <w:br/>
       <w:br/>
     </w:r>

--- a/tillsyn/A 5626-2025 tillsynsbegäran.docx
+++ b/tillsyn/A 5626-2025 tillsynsbegäran.docx
@@ -742,7 +742,7 @@
     <w:r>
       <w:tab/>
       <w:tab/>
-      <w:t>2025-04-08</w:t>
+      <w:t>2025-04-09</w:t>
       <w:br/>
       <w:br/>
     </w:r>

--- a/tillsyn/A 5626-2025 tillsynsbegäran.docx
+++ b/tillsyn/A 5626-2025 tillsynsbegäran.docx
@@ -95,6 +95,17 @@
         <w:rPr>
           <w:b/>
         </w:rPr>
+        <w:t>Garnlav (NT)</w:t>
+      </w:r>
+      <w:r>
+        <w:t xml:space="preserve"> är en utpräglad barrskogsart som ibland kan drapera träden i norrländska grannaturskogar med hög luftfuktighet. Den förekommer även i talldominerade bestånd där den, förutom i trädens grenverk, påträffas hängande över ojämnheter i tallbarken. Arten har minskat starkt i södra och mellersta Sverige och den minskar även i sitt nordliga utbredningsområde. Orsaken till tillbakagången beror främst på slutavverkningar av naturskogsartade skogar. Bestånd med riklig förekomst bör regelmässigt sparas. Garnlav är värdväxt för den mycket sällsynta och akut hotade fjärilen barrskogslavfly (CR) som hör hemma i boreala barrskogar med riklig förekomst av värdväxten. Tidigare kunde arten konstateras årligen på flera platser vid Dala-Floda i Dalarna innan lokalerna kalavverkades. Senaste fyndet i landet av barrskogslavfly är från år 2000 då den påträffades vid Högberget i Sollefteå kommun (SLU Artdatabanken, 2024).</w:t>
+      </w:r>
+    </w:p>
+    <w:p>
+      <w:r>
+        <w:rPr>
+          <w:b/>
+        </w:rPr>
         <w:t>Lunglav (NT)</w:t>
       </w:r>
       <w:r>
@@ -130,6 +141,35 @@
       </w:r>
       <w:r>
         <w:t xml:space="preserve"> (EN), som växer på stuplav (SLU Artdatabanken, 2024; Nitare &amp; Skogsstyrelsen, 2019).</w:t>
+      </w:r>
+    </w:p>
+    <w:p>
+      <w:r>
+        <w:rPr>
+          <w:b/>
+        </w:rPr>
+        <w:t>Ullticka (NT)</w:t>
+      </w:r>
+      <w:r>
+        <w:t xml:space="preserve"> är knuten till restbestånd av barrnaturskog och förekommer med ett tydligt optimum i orörda eller måttligt påverkade gamla granskogar där det föreligger viss kontinuitet av grov död ved. Ullticka är en bra signalart inom hela sitt utbredningsområde och i södra Sverige är den sällsynt och en god signalart för skyddsvärda granskogsmiljöer. Den hotas av avverkning och fragmentering av naturskog och äldre granskog med lång trädkontinuitet. På ullticka kan ibland ulltickeporing (VU) påträffas - det är en sällsynt ticka som nyligen delats upp i tre olika arter: </w:t>
+      </w:r>
+      <w:r>
+        <w:rPr>
+          <w:i/>
+        </w:rPr>
+        <w:t xml:space="preserve">Skeletocutis brevispora </w:t>
+      </w:r>
+      <w:r>
+        <w:t>(ulltickeporing)</w:t>
+      </w:r>
+      <w:r>
+        <w:rPr>
+          <w:i/>
+        </w:rPr>
+        <w:t>, Skeletocutis delicata och Skeletocutis exilis</w:t>
+      </w:r>
+      <w:r>
+        <w:t>. De två sistnämnda arterna står för närvarande (2020) som ej bedömda i rödlistan (SLU Artdatabanken, 2024; Nitare &amp; Skogsstyrelsen, 2019; Miettinen &amp; Niemelä, 2018).</w:t>
       </w:r>
     </w:p>
     <w:p>
@@ -354,7 +394,7 @@
         <w:t xml:space="preserve">Level and pattern of overstory retention interact to shape long-term responses of understories to timber harvest. </w:t>
       </w:r>
       <w:r>
-        <w:t xml:space="preserve">Ecological Applications, 22, 2049–2064 </w:t>
+        <w:t>Ecological Applications, 22, 2049–2064</w:t>
       </w:r>
     </w:p>
     <w:p>
@@ -504,7 +544,7 @@
     </w:p>
     <w:p>
       <w:r>
-        <w:t xml:space="preserve">Talltita är rödlistad som NT, fridlyst och prioriterad art i Skogsvårdslagen. Den omfattas av EU:s fågeldirektiv. Arten har minskat kraftigt de senaste 30 åren och minskningstakten innevarande 10-årsperiod beräknas till 20 (10–30) % (SLU Artdatabanken, 2022). </w:t>
+        <w:t>Talltita är rödlistad som NT, fridlyst och prioriterad art i Skogsvårdslagen. Den omfattas av EU:s fågeldirektiv. Arten har minskat kraftigt de senaste 30 åren och minskningstakten innevarande 10-årsperiod beräknas till 20 (10–30) % (SLU Artdatabanken, 2022).</w:t>
       </w:r>
     </w:p>
     <w:p>
@@ -541,7 +581,7 @@
         <w:t xml:space="preserve">Differential demographic responses of sympatric Parids to vegetation management in boreal forest. </w:t>
       </w:r>
       <w:r>
-        <w:t xml:space="preserve">For. Ecol. Manage. 319, 169–175. </w:t>
+        <w:t>For. Ecol. Manage. 319, 169–175.</w:t>
       </w:r>
     </w:p>
     <w:p>
@@ -555,7 +595,7 @@
         <w:t xml:space="preserve">Coherence, composition and territories of winter social groups of the Willow Tit Parus montanus and the Crested Tit P. cristatus. </w:t>
       </w:r>
       <w:r>
-        <w:t xml:space="preserve">Ornis Scandinavica, 10, pp 56–68 </w:t>
+        <w:t>Ornis Scandinavica, 10, pp 56–68</w:t>
       </w:r>
     </w:p>
     <w:p>
@@ -569,7 +609,7 @@
         <w:t xml:space="preserve">Impact of forestry practices on fitness correlates and population productivity in an open-nesting bird species. </w:t>
       </w:r>
       <w:r>
-        <w:t xml:space="preserve">Conserv. Biol. 21, 767–774. https://doi.org/10.1111/j.1523- 1739.2007.00675.x </w:t>
+        <w:t>Conserv. Biol. 21, 767–774. https://doi.org/10.1111/j.1523- 1739.2007.00675.x</w:t>
       </w:r>
     </w:p>
     <w:p>
@@ -742,7 +782,7 @@
     <w:r>
       <w:tab/>
       <w:tab/>
-      <w:t>2025-04-09</w:t>
+      <w:t>2025-04-10</w:t>
       <w:br/>
       <w:br/>
     </w:r>

--- a/tillsyn/A 5626-2025 tillsynsbegäran.docx
+++ b/tillsyn/A 5626-2025 tillsynsbegäran.docx
@@ -782,7 +782,7 @@
     <w:r>
       <w:tab/>
       <w:tab/>
-      <w:t>2025-04-10</w:t>
+      <w:t>2025-04-11</w:t>
       <w:br/>
       <w:br/>
     </w:r>

--- a/tillsyn/A 5626-2025 tillsynsbegäran.docx
+++ b/tillsyn/A 5626-2025 tillsynsbegäran.docx
@@ -782,7 +782,7 @@
     <w:r>
       <w:tab/>
       <w:tab/>
-      <w:t>2025-04-11</w:t>
+      <w:t>2025-04-12</w:t>
       <w:br/>
       <w:br/>
     </w:r>

--- a/tillsyn/A 5626-2025 tillsynsbegäran.docx
+++ b/tillsyn/A 5626-2025 tillsynsbegäran.docx
@@ -782,7 +782,7 @@
     <w:r>
       <w:tab/>
       <w:tab/>
-      <w:t>2025-04-12</w:t>
+      <w:t>2025-04-13</w:t>
       <w:br/>
       <w:br/>
     </w:r>

--- a/tillsyn/A 5626-2025 tillsynsbegäran.docx
+++ b/tillsyn/A 5626-2025 tillsynsbegäran.docx
@@ -782,7 +782,7 @@
     <w:r>
       <w:tab/>
       <w:tab/>
-      <w:t>2025-04-13</w:t>
+      <w:t>2025-04-14</w:t>
       <w:br/>
       <w:br/>
     </w:r>

--- a/tillsyn/A 5626-2025 tillsynsbegäran.docx
+++ b/tillsyn/A 5626-2025 tillsynsbegäran.docx
@@ -782,7 +782,7 @@
     <w:r>
       <w:tab/>
       <w:tab/>
-      <w:t>2025-04-14</w:t>
+      <w:t>2025-04-15</w:t>
       <w:br/>
       <w:br/>
     </w:r>

--- a/tillsyn/A 5626-2025 tillsynsbegäran.docx
+++ b/tillsyn/A 5626-2025 tillsynsbegäran.docx
@@ -782,7 +782,7 @@
     <w:r>
       <w:tab/>
       <w:tab/>
-      <w:t>2025-04-15</w:t>
+      <w:t>2025-04-16</w:t>
       <w:br/>
       <w:br/>
     </w:r>

--- a/tillsyn/A 5626-2025 tillsynsbegäran.docx
+++ b/tillsyn/A 5626-2025 tillsynsbegäran.docx
@@ -782,7 +782,7 @@
     <w:r>
       <w:tab/>
       <w:tab/>
-      <w:t>2025-04-16</w:t>
+      <w:t>2025-04-17</w:t>
       <w:br/>
       <w:br/>
     </w:r>

--- a/tillsyn/A 5626-2025 tillsynsbegäran.docx
+++ b/tillsyn/A 5626-2025 tillsynsbegäran.docx
@@ -782,7 +782,7 @@
     <w:r>
       <w:tab/>
       <w:tab/>
-      <w:t>2025-04-17</w:t>
+      <w:t>2025-04-18</w:t>
       <w:br/>
       <w:br/>
     </w:r>

--- a/tillsyn/A 5626-2025 tillsynsbegäran.docx
+++ b/tillsyn/A 5626-2025 tillsynsbegäran.docx
@@ -782,7 +782,7 @@
     <w:r>
       <w:tab/>
       <w:tab/>
-      <w:t>2025-04-18</w:t>
+      <w:t>2025-04-19</w:t>
       <w:br/>
       <w:br/>
     </w:r>

--- a/tillsyn/A 5626-2025 tillsynsbegäran.docx
+++ b/tillsyn/A 5626-2025 tillsynsbegäran.docx
@@ -793,7 +793,7 @@
     <w:r>
       <w:tab/>
       <w:tab/>
-      <w:t>2025-05-03</w:t>
+      <w:t>2025-05-04</w:t>
       <w:br/>
       <w:br/>
     </w:r>

--- a/tillsyn/A 5626-2025 tillsynsbegäran.docx
+++ b/tillsyn/A 5626-2025 tillsynsbegäran.docx
@@ -793,7 +793,7 @@
     <w:r>
       <w:tab/>
       <w:tab/>
-      <w:t>2025-05-04</w:t>
+      <w:t>2025-05-06</w:t>
       <w:br/>
       <w:br/>
     </w:r>

--- a/tillsyn/A 5626-2025 tillsynsbegäran.docx
+++ b/tillsyn/A 5626-2025 tillsynsbegäran.docx
@@ -793,7 +793,7 @@
     <w:r>
       <w:tab/>
       <w:tab/>
-      <w:t>2025-05-06</w:t>
+      <w:t>2025-05-07</w:t>
       <w:br/>
       <w:br/>
     </w:r>

--- a/tillsyn/A 5626-2025 tillsynsbegäran.docx
+++ b/tillsyn/A 5626-2025 tillsynsbegäran.docx
@@ -793,7 +793,7 @@
     <w:r>
       <w:tab/>
       <w:tab/>
-      <w:t>2025-05-07</w:t>
+      <w:t>2025-05-08</w:t>
       <w:br/>
       <w:br/>
     </w:r>

--- a/tillsyn/A 5626-2025 tillsynsbegäran.docx
+++ b/tillsyn/A 5626-2025 tillsynsbegäran.docx
@@ -793,7 +793,7 @@
     <w:r>
       <w:tab/>
       <w:tab/>
-      <w:t>2025-05-08</w:t>
+      <w:t>2025-05-09</w:t>
       <w:br/>
       <w:br/>
     </w:r>

--- a/tillsyn/A 5626-2025 tillsynsbegäran.docx
+++ b/tillsyn/A 5626-2025 tillsynsbegäran.docx
@@ -793,7 +793,7 @@
     <w:r>
       <w:tab/>
       <w:tab/>
-      <w:t>2025-05-09</w:t>
+      <w:t>2025-05-10</w:t>
       <w:br/>
       <w:br/>
     </w:r>

--- a/tillsyn/A 5626-2025 tillsynsbegäran.docx
+++ b/tillsyn/A 5626-2025 tillsynsbegäran.docx
@@ -793,7 +793,7 @@
     <w:r>
       <w:tab/>
       <w:tab/>
-      <w:t>2025-05-10</w:t>
+      <w:t>2025-05-11</w:t>
       <w:br/>
       <w:br/>
     </w:r>

--- a/tillsyn/A 5626-2025 tillsynsbegäran.docx
+++ b/tillsyn/A 5626-2025 tillsynsbegäran.docx
@@ -793,7 +793,7 @@
     <w:r>
       <w:tab/>
       <w:tab/>
-      <w:t>2025-05-11</w:t>
+      <w:t>2025-05-12</w:t>
       <w:br/>
       <w:br/>
     </w:r>

--- a/tillsyn/A 5626-2025 tillsynsbegäran.docx
+++ b/tillsyn/A 5626-2025 tillsynsbegäran.docx
@@ -793,7 +793,7 @@
     <w:r>
       <w:tab/>
       <w:tab/>
-      <w:t>2025-05-12</w:t>
+      <w:t>2025-05-13</w:t>
       <w:br/>
       <w:br/>
     </w:r>

--- a/tillsyn/A 5626-2025 tillsynsbegäran.docx
+++ b/tillsyn/A 5626-2025 tillsynsbegäran.docx
@@ -793,7 +793,7 @@
     <w:r>
       <w:tab/>
       <w:tab/>
-      <w:t>2025-05-13</w:t>
+      <w:t>2025-05-14</w:t>
       <w:br/>
       <w:br/>
     </w:r>

--- a/tillsyn/A 5626-2025 tillsynsbegäran.docx
+++ b/tillsyn/A 5626-2025 tillsynsbegäran.docx
@@ -793,7 +793,7 @@
     <w:r>
       <w:tab/>
       <w:tab/>
-      <w:t>2025-05-14</w:t>
+      <w:t>2025-05-15</w:t>
       <w:br/>
       <w:br/>
     </w:r>

--- a/tillsyn/A 5626-2025 tillsynsbegäran.docx
+++ b/tillsyn/A 5626-2025 tillsynsbegäran.docx
@@ -793,7 +793,7 @@
     <w:r>
       <w:tab/>
       <w:tab/>
-      <w:t>2025-05-15</w:t>
+      <w:t>2025-05-16</w:t>
       <w:br/>
       <w:br/>
     </w:r>

--- a/tillsyn/A 5626-2025 tillsynsbegäran.docx
+++ b/tillsyn/A 5626-2025 tillsynsbegäran.docx
@@ -793,7 +793,7 @@
     <w:r>
       <w:tab/>
       <w:tab/>
-      <w:t>2025-05-16</w:t>
+      <w:t>2025-05-17</w:t>
       <w:br/>
       <w:br/>
     </w:r>

--- a/tillsyn/A 5626-2025 tillsynsbegäran.docx
+++ b/tillsyn/A 5626-2025 tillsynsbegäran.docx
@@ -793,7 +793,7 @@
     <w:r>
       <w:tab/>
       <w:tab/>
-      <w:t>2025-05-17</w:t>
+      <w:t>2025-05-18</w:t>
       <w:br/>
       <w:br/>
     </w:r>

--- a/tillsyn/A 5626-2025 tillsynsbegäran.docx
+++ b/tillsyn/A 5626-2025 tillsynsbegäran.docx
@@ -793,7 +793,7 @@
     <w:r>
       <w:tab/>
       <w:tab/>
-      <w:t>2025-05-18</w:t>
+      <w:t>2025-05-19</w:t>
       <w:br/>
       <w:br/>
     </w:r>

--- a/tillsyn/A 5626-2025 tillsynsbegäran.docx
+++ b/tillsyn/A 5626-2025 tillsynsbegäran.docx
@@ -793,7 +793,7 @@
     <w:r>
       <w:tab/>
       <w:tab/>
-      <w:t>2025-05-19</w:t>
+      <w:t>2025-05-20</w:t>
       <w:br/>
       <w:br/>
     </w:r>

--- a/tillsyn/A 5626-2025 tillsynsbegäran.docx
+++ b/tillsyn/A 5626-2025 tillsynsbegäran.docx
@@ -793,7 +793,7 @@
     <w:r>
       <w:tab/>
       <w:tab/>
-      <w:t>2025-05-20</w:t>
+      <w:t>2025-05-21</w:t>
       <w:br/>
       <w:br/>
     </w:r>

--- a/tillsyn/A 5626-2025 tillsynsbegäran.docx
+++ b/tillsyn/A 5626-2025 tillsynsbegäran.docx
@@ -793,7 +793,7 @@
     <w:r>
       <w:tab/>
       <w:tab/>
-      <w:t>2025-05-21</w:t>
+      <w:t>2025-05-22</w:t>
       <w:br/>
       <w:br/>
     </w:r>

--- a/tillsyn/A 5626-2025 tillsynsbegäran.docx
+++ b/tillsyn/A 5626-2025 tillsynsbegäran.docx
@@ -793,7 +793,7 @@
     <w:r>
       <w:tab/>
       <w:tab/>
-      <w:t>2025-05-22</w:t>
+      <w:t>2025-05-23</w:t>
       <w:br/>
       <w:br/>
     </w:r>

--- a/tillsyn/A 5626-2025 tillsynsbegäran.docx
+++ b/tillsyn/A 5626-2025 tillsynsbegäran.docx
@@ -793,7 +793,7 @@
     <w:r>
       <w:tab/>
       <w:tab/>
-      <w:t>2025-05-23</w:t>
+      <w:t>2025-05-24</w:t>
       <w:br/>
       <w:br/>
     </w:r>

--- a/tillsyn/A 5626-2025 tillsynsbegäran.docx
+++ b/tillsyn/A 5626-2025 tillsynsbegäran.docx
@@ -793,7 +793,7 @@
     <w:r>
       <w:tab/>
       <w:tab/>
-      <w:t>2025-05-24</w:t>
+      <w:t>2025-05-25</w:t>
       <w:br/>
       <w:br/>
     </w:r>

--- a/tillsyn/A 5626-2025 tillsynsbegäran.docx
+++ b/tillsyn/A 5626-2025 tillsynsbegäran.docx
@@ -793,7 +793,7 @@
     <w:r>
       <w:tab/>
       <w:tab/>
-      <w:t>2025-05-25</w:t>
+      <w:t>2025-05-26</w:t>
       <w:br/>
       <w:br/>
     </w:r>

--- a/tillsyn/A 5626-2025 tillsynsbegäran.docx
+++ b/tillsyn/A 5626-2025 tillsynsbegäran.docx
@@ -793,7 +793,7 @@
     <w:r>
       <w:tab/>
       <w:tab/>
-      <w:t>2025-05-26</w:t>
+      <w:t>2025-05-27</w:t>
       <w:br/>
       <w:br/>
     </w:r>

--- a/tillsyn/A 5626-2025 tillsynsbegäran.docx
+++ b/tillsyn/A 5626-2025 tillsynsbegäran.docx
@@ -793,7 +793,7 @@
     <w:r>
       <w:tab/>
       <w:tab/>
-      <w:t>2025-05-27</w:t>
+      <w:t>2025-05-30</w:t>
       <w:br/>
       <w:br/>
     </w:r>

--- a/tillsyn/A 5626-2025 tillsynsbegäran.docx
+++ b/tillsyn/A 5626-2025 tillsynsbegäran.docx
@@ -793,7 +793,7 @@
     <w:r>
       <w:tab/>
       <w:tab/>
-      <w:t>2025-05-30</w:t>
+      <w:t>2025-06-01</w:t>
       <w:br/>
       <w:br/>
     </w:r>

--- a/tillsyn/A 5626-2025 tillsynsbegäran.docx
+++ b/tillsyn/A 5626-2025 tillsynsbegäran.docx
@@ -793,7 +793,7 @@
     <w:r>
       <w:tab/>
       <w:tab/>
-      <w:t>2025-06-01</w:t>
+      <w:t>2025-06-02</w:t>
       <w:br/>
       <w:br/>
     </w:r>

--- a/tillsyn/A 5626-2025 tillsynsbegäran.docx
+++ b/tillsyn/A 5626-2025 tillsynsbegäran.docx
@@ -793,7 +793,7 @@
     <w:r>
       <w:tab/>
       <w:tab/>
-      <w:t>2025-06-02</w:t>
+      <w:t>2025-06-03</w:t>
       <w:br/>
       <w:br/>
     </w:r>

--- a/tillsyn/A 5626-2025 tillsynsbegäran.docx
+++ b/tillsyn/A 5626-2025 tillsynsbegäran.docx
@@ -793,7 +793,7 @@
     <w:r>
       <w:tab/>
       <w:tab/>
-      <w:t>2025-06-03</w:t>
+      <w:t>2025-06-04</w:t>
       <w:br/>
       <w:br/>
     </w:r>

--- a/tillsyn/A 5626-2025 tillsynsbegäran.docx
+++ b/tillsyn/A 5626-2025 tillsynsbegäran.docx
@@ -793,7 +793,7 @@
     <w:r>
       <w:tab/>
       <w:tab/>
-      <w:t>2025-06-04</w:t>
+      <w:t>2025-06-05</w:t>
       <w:br/>
       <w:br/>
     </w:r>

--- a/tillsyn/A 5626-2025 tillsynsbegäran.docx
+++ b/tillsyn/A 5626-2025 tillsynsbegäran.docx
@@ -35,7 +35,7 @@
     </w:p>
     <w:p>
       <w:r>
-        <w:t>I avverkningsanmälan har följande 11 naturvårdsarter hittats: knärot (VU, §8), sprickporing (VU), garnlav (NT), granticka (NT), lunglav (NT), talltita (NT, §4), ullticka (NT), stuplav (S), kungsfågel (§4), blåsippa (§9) och revlummer (§9). Av dessa är 7 rödlistade. För rödlistade arter har rödlistekategorin angivits inom parentes. Arter som är signalarter enligt Skogsstyrelsen har markerats med (S). För fridlysta arter anges även paragrafen i Artskyddsförordningen som arten är fridlyst enligt.</w:t>
+        <w:t>I avverkningsanmälan har följande 13 naturvårdsarter hittats: knärot (VU, §8), sprickporing (VU), björktrast (NT, §4), garnlav (NT), granticka (NT), lunglav (NT), talltita (NT, §4), ullticka (NT), spindelblomster (S, §8), stuplav (S), kungsfågel (§4), blåsippa (§9) och revlummer (§9). Av dessa är 8 rödlistade. För rödlistade arter har rödlistekategorin angivits inom parentes. Arter som är signalarter enligt Skogsstyrelsen har markerats med (S). För fridlysta arter anges även paragrafen i Artskyddsförordningen som arten är fridlyst enligt.</w:t>
       </w:r>
     </w:p>
     <w:p>
@@ -50,7 +50,7 @@
       <w:r>
         <w:drawing>
           <wp:inline xmlns:a="http://schemas.openxmlformats.org/drawingml/2006/main" xmlns:pic="http://schemas.openxmlformats.org/drawingml/2006/picture">
-            <wp:extent cx="5486400" cy="3798825"/>
+            <wp:extent cx="5486400" cy="3758983"/>
             <wp:docPr id="1" name="Picture 1"/>
             <wp:cNvGraphicFramePr>
               <a:graphicFrameLocks noChangeAspect="1"/>
@@ -71,7 +71,7 @@
                   <pic:spPr>
                     <a:xfrm>
                       <a:off x="0" y="0"/>
-                      <a:ext cx="5486400" cy="3798825"/>
+                      <a:ext cx="5486400" cy="3758983"/>
                     </a:xfrm>
                     <a:prstGeom prst="rect"/>
                   </pic:spPr>
@@ -193,7 +193,7 @@
     </w:p>
     <w:p>
       <w:r>
-        <w:t>Följande fridlysta arter har sina livsmiljöer och växtplatser i den avverkningsanmälda skogen: knärot (VU, §8), talltita (NT, §4), kungsfågel (§4), blåsippa (§9) och revlummer (§9).</w:t>
+        <w:t>Följande fridlysta arter har sina livsmiljöer och växtplatser i den avverkningsanmälda skogen: knärot (VU, §8), björktrast (NT, §4), talltita (NT, §4), spindelblomster (S, §8), kungsfågel (§4), blåsippa (§9) och revlummer (§9).</w:t>
       </w:r>
     </w:p>
     <w:p>
@@ -277,6 +277,17 @@
       <w:pPr>
         <w:pStyle w:val="Caption"/>
       </w:pPr>
+    </w:p>
+    <w:p>
+      <w:r>
+        <w:rPr>
+          <w:b/>
+        </w:rPr>
+        <w:t>Spindelblomster (§8)</w:t>
+      </w:r>
+      <w:r>
+        <w:t xml:space="preserve"> växer i äldre mossrik granskog eller barrblandskog, men även i fjällbjörkskog. Arten indikerar långvarig trädkontinuitet och hög luftfuktighet och är mycket känslig för uttorkning och markskador. Spindelblomster har i många trakter minskat starkt under senare tid på grund av slutavverkningar och skogsmarksdikning (Nitare &amp; Skogsstyrelsen, 2019).</w:t>
+      </w:r>
     </w:p>
     <w:p>
       <w:r>
@@ -793,7 +804,7 @@
     <w:r>
       <w:tab/>
       <w:tab/>
-      <w:t>2025-06-05</w:t>
+      <w:t>2025-06-13</w:t>
       <w:br/>
       <w:br/>
     </w:r>

--- a/tillsyn/A 5626-2025 tillsynsbegäran.docx
+++ b/tillsyn/A 5626-2025 tillsynsbegäran.docx
@@ -804,7 +804,7 @@
     <w:r>
       <w:tab/>
       <w:tab/>
-      <w:t>2025-06-13</w:t>
+      <w:t>2025-06-15</w:t>
       <w:br/>
       <w:br/>
     </w:r>

--- a/tillsyn/A 5626-2025 tillsynsbegäran.docx
+++ b/tillsyn/A 5626-2025 tillsynsbegäran.docx
@@ -804,7 +804,7 @@
     <w:r>
       <w:tab/>
       <w:tab/>
-      <w:t>2025-06-15</w:t>
+      <w:t>2025-06-16</w:t>
       <w:br/>
       <w:br/>
     </w:r>

--- a/tillsyn/A 5626-2025 tillsynsbegäran.docx
+++ b/tillsyn/A 5626-2025 tillsynsbegäran.docx
@@ -804,7 +804,7 @@
     <w:r>
       <w:tab/>
       <w:tab/>
-      <w:t>2025-06-16</w:t>
+      <w:t>2025-06-17</w:t>
       <w:br/>
       <w:br/>
     </w:r>

--- a/tillsyn/A 5626-2025 tillsynsbegäran.docx
+++ b/tillsyn/A 5626-2025 tillsynsbegäran.docx
@@ -804,7 +804,7 @@
     <w:r>
       <w:tab/>
       <w:tab/>
-      <w:t>2025-06-17</w:t>
+      <w:t>2025-06-18</w:t>
       <w:br/>
       <w:br/>
     </w:r>

--- a/tillsyn/A 5626-2025 tillsynsbegäran.docx
+++ b/tillsyn/A 5626-2025 tillsynsbegäran.docx
@@ -804,7 +804,7 @@
     <w:r>
       <w:tab/>
       <w:tab/>
-      <w:t>2025-06-18</w:t>
+      <w:t>2025-06-19</w:t>
       <w:br/>
       <w:br/>
     </w:r>

--- a/tillsyn/A 5626-2025 tillsynsbegäran.docx
+++ b/tillsyn/A 5626-2025 tillsynsbegäran.docx
@@ -804,7 +804,7 @@
     <w:r>
       <w:tab/>
       <w:tab/>
-      <w:t>2025-06-19</w:t>
+      <w:t>2025-06-20</w:t>
       <w:br/>
       <w:br/>
     </w:r>

--- a/tillsyn/A 5626-2025 tillsynsbegäran.docx
+++ b/tillsyn/A 5626-2025 tillsynsbegäran.docx
@@ -804,7 +804,7 @@
     <w:r>
       <w:tab/>
       <w:tab/>
-      <w:t>2025-06-20</w:t>
+      <w:t>2025-06-21</w:t>
       <w:br/>
       <w:br/>
     </w:r>

--- a/tillsyn/A 5626-2025 tillsynsbegäran.docx
+++ b/tillsyn/A 5626-2025 tillsynsbegäran.docx
@@ -804,7 +804,7 @@
     <w:r>
       <w:tab/>
       <w:tab/>
-      <w:t>2025-06-21</w:t>
+      <w:t>2025-06-22</w:t>
       <w:br/>
       <w:br/>
     </w:r>

--- a/tillsyn/A 5626-2025 tillsynsbegäran.docx
+++ b/tillsyn/A 5626-2025 tillsynsbegäran.docx
@@ -804,7 +804,7 @@
     <w:r>
       <w:tab/>
       <w:tab/>
-      <w:t>2025-06-22</w:t>
+      <w:t>2025-06-23</w:t>
       <w:br/>
       <w:br/>
     </w:r>

--- a/tillsyn/A 5626-2025 tillsynsbegäran.docx
+++ b/tillsyn/A 5626-2025 tillsynsbegäran.docx
@@ -804,7 +804,7 @@
     <w:r>
       <w:tab/>
       <w:tab/>
-      <w:t>2025-06-23</w:t>
+      <w:t>2025-06-24</w:t>
       <w:br/>
       <w:br/>
     </w:r>

--- a/tillsyn/A 5626-2025 tillsynsbegäran.docx
+++ b/tillsyn/A 5626-2025 tillsynsbegäran.docx
@@ -804,7 +804,7 @@
     <w:r>
       <w:tab/>
       <w:tab/>
-      <w:t>2025-06-24</w:t>
+      <w:t>2025-06-25</w:t>
       <w:br/>
       <w:br/>
     </w:r>

--- a/tillsyn/A 5626-2025 tillsynsbegäran.docx
+++ b/tillsyn/A 5626-2025 tillsynsbegäran.docx
@@ -804,7 +804,7 @@
     <w:r>
       <w:tab/>
       <w:tab/>
-      <w:t>2025-06-25</w:t>
+      <w:t>2025-06-26</w:t>
       <w:br/>
       <w:br/>
     </w:r>

--- a/tillsyn/A 5626-2025 tillsynsbegäran.docx
+++ b/tillsyn/A 5626-2025 tillsynsbegäran.docx
@@ -804,7 +804,7 @@
     <w:r>
       <w:tab/>
       <w:tab/>
-      <w:t>2025-06-26</w:t>
+      <w:t>2025-06-27</w:t>
       <w:br/>
       <w:br/>
     </w:r>

--- a/tillsyn/A 5626-2025 tillsynsbegäran.docx
+++ b/tillsyn/A 5626-2025 tillsynsbegäran.docx
@@ -804,7 +804,7 @@
     <w:r>
       <w:tab/>
       <w:tab/>
-      <w:t>2025-06-27</w:t>
+      <w:t>2025-06-28</w:t>
       <w:br/>
       <w:br/>
     </w:r>

--- a/tillsyn/A 5626-2025 tillsynsbegäran.docx
+++ b/tillsyn/A 5626-2025 tillsynsbegäran.docx
@@ -804,7 +804,7 @@
     <w:r>
       <w:tab/>
       <w:tab/>
-      <w:t>2025-06-28</w:t>
+      <w:t>2025-06-29</w:t>
       <w:br/>
       <w:br/>
     </w:r>

--- a/tillsyn/A 5626-2025 tillsynsbegäran.docx
+++ b/tillsyn/A 5626-2025 tillsynsbegäran.docx
@@ -804,7 +804,7 @@
     <w:r>
       <w:tab/>
       <w:tab/>
-      <w:t>2025-06-29</w:t>
+      <w:t>2025-06-30</w:t>
       <w:br/>
       <w:br/>
     </w:r>

--- a/tillsyn/A 5626-2025 tillsynsbegäran.docx
+++ b/tillsyn/A 5626-2025 tillsynsbegäran.docx
@@ -804,7 +804,7 @@
     <w:r>
       <w:tab/>
       <w:tab/>
-      <w:t>2025-06-30</w:t>
+      <w:t>2025-07-01</w:t>
       <w:br/>
       <w:br/>
     </w:r>

--- a/tillsyn/A 5626-2025 tillsynsbegäran.docx
+++ b/tillsyn/A 5626-2025 tillsynsbegäran.docx
@@ -804,7 +804,7 @@
     <w:r>
       <w:tab/>
       <w:tab/>
-      <w:t>2025-07-01</w:t>
+      <w:t>2025-07-02</w:t>
       <w:br/>
       <w:br/>
     </w:r>

--- a/tillsyn/A 5626-2025 tillsynsbegäran.docx
+++ b/tillsyn/A 5626-2025 tillsynsbegäran.docx
@@ -804,7 +804,7 @@
     <w:r>
       <w:tab/>
       <w:tab/>
-      <w:t>2025-07-02</w:t>
+      <w:t>2025-07-03</w:t>
       <w:br/>
       <w:br/>
     </w:r>

--- a/tillsyn/A 5626-2025 tillsynsbegäran.docx
+++ b/tillsyn/A 5626-2025 tillsynsbegäran.docx
@@ -804,7 +804,7 @@
     <w:r>
       <w:tab/>
       <w:tab/>
-      <w:t>2025-07-03</w:t>
+      <w:t>2025-07-04</w:t>
       <w:br/>
       <w:br/>
     </w:r>

--- a/tillsyn/A 5626-2025 tillsynsbegäran.docx
+++ b/tillsyn/A 5626-2025 tillsynsbegäran.docx
@@ -804,7 +804,7 @@
     <w:r>
       <w:tab/>
       <w:tab/>
-      <w:t>2025-07-04</w:t>
+      <w:t>2025-07-05</w:t>
       <w:br/>
       <w:br/>
     </w:r>

--- a/tillsyn/A 5626-2025 tillsynsbegäran.docx
+++ b/tillsyn/A 5626-2025 tillsynsbegäran.docx
@@ -804,7 +804,7 @@
     <w:r>
       <w:tab/>
       <w:tab/>
-      <w:t>2025-07-05</w:t>
+      <w:t>2025-07-06</w:t>
       <w:br/>
       <w:br/>
     </w:r>

--- a/tillsyn/A 5626-2025 tillsynsbegäran.docx
+++ b/tillsyn/A 5626-2025 tillsynsbegäran.docx
@@ -804,7 +804,7 @@
     <w:r>
       <w:tab/>
       <w:tab/>
-      <w:t>2025-07-06</w:t>
+      <w:t>2025-07-07</w:t>
       <w:br/>
       <w:br/>
     </w:r>

--- a/tillsyn/A 5626-2025 tillsynsbegäran.docx
+++ b/tillsyn/A 5626-2025 tillsynsbegäran.docx
@@ -804,7 +804,7 @@
     <w:r>
       <w:tab/>
       <w:tab/>
-      <w:t>2025-07-07</w:t>
+      <w:t>2025-07-08</w:t>
       <w:br/>
       <w:br/>
     </w:r>

--- a/tillsyn/A 5626-2025 tillsynsbegäran.docx
+++ b/tillsyn/A 5626-2025 tillsynsbegäran.docx
@@ -120,7 +120,25 @@
         <w:t>Lunglav (NT)</w:t>
       </w:r>
       <w:r>
-        <w:t xml:space="preserve"> är en av vårt lands främsta signalarter som överallt indikerar gamla lövträd, skogsbestånd med höga naturvärden och ekosystem med lång skoglig kontinuitet. Lokalt kan förekomsten vara mycket riklig men den hittas nästan enbart i gamla och ej slutavverkade skogar. Artens samtliga förekomster bör uppmärksammas från naturvårdssynpunkt, då många lokaler även hyser andra ovanliga och rödlistade arter. Rikliga förekomster bör skyddas med biotopskydd, frivilliga avsättningar eller reservat (SLU Artdatabanken, 2024; Nitare &amp; Skogsstyrelsen, 2019).</w:t>
+        <w:t xml:space="preserve"> är en av vårt lands främsta signalarter som överallt indikerar gamla lövträd, skogsbestånd med höga naturvärden och ekosystem med lång skoglig kontinuitet. Lokalt kan förekomsten vara mycket riklig men den hittas nästan enbart i gamla och ej slutavverkade skogar. Artens samtliga förekomster bör uppmärksammas från naturvårdssynpunkt, då många lokaler även hyser andra ovanliga och rödlistade arter. Rikliga förekomster bör skyddas med biotopskydd, frivilliga avsättningar eller reservat. Det finns ett antal sällsynta lavparasiter som växer på lunglav: lunglavsknapp (VU), skrovelmössing (DD), lunglavshårprick (DD), </w:t>
+      </w:r>
+      <w:r>
+        <w:rPr>
+          <w:i/>
+        </w:rPr>
+        <w:t>Calycina alstrupii</w:t>
+      </w:r>
+      <w:r>
+        <w:t xml:space="preserve"> (NA) och </w:t>
+      </w:r>
+      <w:r>
+        <w:rPr>
+          <w:i/>
+        </w:rPr>
+        <w:t>Chalara lobariae</w:t>
+      </w:r>
+      <w:r>
+        <w:t xml:space="preserve"> (NA) (SLU Artdatabanken, 2025; SLU Artdatabanken, 2024; Nitare &amp; Skogsstyrelsen, 2019).</w:t>
       </w:r>
     </w:p>
     <w:p>
@@ -499,7 +517,7 @@
         <w:t>Plectocarpon lichenum</w:t>
       </w:r>
       <w:r>
-        <w:t xml:space="preserve"> (VU). Det finns ytterligare två rödlistade parasiter vilka bara förekommer på lunglav, Skrovelmössing </w:t>
+        <w:t xml:space="preserve"> (VU). Det finns ytterligare ett antal parasiter vilka bara förekommer på lunglav: Skrovelmössing </w:t>
       </w:r>
       <w:r>
         <w:rPr>
@@ -517,7 +535,25 @@
         <w:t>Niesslia lobariae</w:t>
       </w:r>
       <w:r>
-        <w:t xml:space="preserve"> (rödlistad som Kunskapsbrist DD). Skrovelmössing (DD) har små svarta apothecier och bruna, 1-septerade sporer och Lunglavshårprick (DD) har brunhåriga perithecier och färglösa, 1-septerade sporer (SLU Artdatabanken, 2024; Nitare &amp; Skogsstyrelsen, 2019).</w:t>
+        <w:t xml:space="preserve"> (rödlistad som Kunskapsbrist DD). Skrovelmössing (DD) har små svarta apothecier och bruna, 1-septerade sporer och Lunglavshårprick (DD) har brunhåriga perithecier och färglösa, 1-septerade sporer. Nyligen har ytterligare två lavparasiter påträffats i Sverige som växer på lunglav: </w:t>
+      </w:r>
+      <w:r>
+        <w:rPr>
+          <w:i/>
+        </w:rPr>
+        <w:t>Calycina alstrupii</w:t>
+      </w:r>
+      <w:r>
+        <w:t xml:space="preserve"> (NA) och </w:t>
+      </w:r>
+      <w:r>
+        <w:rPr>
+          <w:i/>
+        </w:rPr>
+        <w:t>Chalara lobariae</w:t>
+      </w:r>
+      <w:r>
+        <w:t xml:space="preserve"> (NA) (SLU Artdatabanken, 2025; SLU Artdatabanken, 2024; Nitare &amp; Skogsstyrelsen, 2019).</w:t>
       </w:r>
     </w:p>
     <w:p>
@@ -554,6 +590,20 @@
       </w:r>
       <w:r>
         <w:t>SLU Artdatabanken, Uppsala.</w:t>
+      </w:r>
+    </w:p>
+    <w:p>
+      <w:r>
+        <w:t xml:space="preserve">SLU Artdatabanken, 2025. </w:t>
+      </w:r>
+      <w:r>
+        <w:rPr>
+          <w:i/>
+        </w:rPr>
+        <w:t xml:space="preserve">Över 20 nya lavparasiter för Sverige. </w:t>
+      </w:r>
+      <w:r>
+        <w:t>https://www.slu.se/artdatabanken/arter-och-natur/artiklar/over-20-nya-lavparasiter-for-sverige/</w:t>
       </w:r>
     </w:p>
     <w:p>
@@ -804,7 +854,7 @@
     <w:r>
       <w:tab/>
       <w:tab/>
-      <w:t>2025-07-08</w:t>
+      <w:t>2025-07-09</w:t>
       <w:br/>
       <w:br/>
     </w:r>

--- a/tillsyn/A 5626-2025 tillsynsbegäran.docx
+++ b/tillsyn/A 5626-2025 tillsynsbegäran.docx
@@ -854,7 +854,7 @@
     <w:r>
       <w:tab/>
       <w:tab/>
-      <w:t>2025-07-09</w:t>
+      <w:t>2025-07-11</w:t>
       <w:br/>
       <w:br/>
     </w:r>

--- a/tillsyn/A 5626-2025 tillsynsbegäran.docx
+++ b/tillsyn/A 5626-2025 tillsynsbegäran.docx
@@ -854,7 +854,7 @@
     <w:r>
       <w:tab/>
       <w:tab/>
-      <w:t>2025-07-11</w:t>
+      <w:t>2025-07-12</w:t>
       <w:br/>
       <w:br/>
     </w:r>

--- a/tillsyn/A 5626-2025 tillsynsbegäran.docx
+++ b/tillsyn/A 5626-2025 tillsynsbegäran.docx
@@ -854,7 +854,7 @@
     <w:r>
       <w:tab/>
       <w:tab/>
-      <w:t>2025-07-12</w:t>
+      <w:t>2025-07-13</w:t>
       <w:br/>
       <w:br/>
     </w:r>

--- a/tillsyn/A 5626-2025 tillsynsbegäran.docx
+++ b/tillsyn/A 5626-2025 tillsynsbegäran.docx
@@ -854,7 +854,7 @@
     <w:r>
       <w:tab/>
       <w:tab/>
-      <w:t>2025-07-13</w:t>
+      <w:t>2025-07-14</w:t>
       <w:br/>
       <w:br/>
     </w:r>

--- a/tillsyn/A 5626-2025 tillsynsbegäran.docx
+++ b/tillsyn/A 5626-2025 tillsynsbegäran.docx
@@ -892,7 +892,7 @@
     <w:r>
       <w:tab/>
       <w:tab/>
-      <w:t>2025-08-06</w:t>
+      <w:t>2025-08-09</w:t>
       <w:br/>
       <w:br/>
     </w:r>

--- a/tillsyn/A 5626-2025 tillsynsbegäran.docx
+++ b/tillsyn/A 5626-2025 tillsynsbegäran.docx
@@ -12,7 +12,7 @@
     </w:p>
     <w:p>
       <w:r>
-        <w:t>Detta dokument behandlar höga naturvärden i avverkningsanmälan A 5626-2025 i Östersunds kommun. Denna avverkningsanmälan inkom 2025-02-05 och omfattar 6,7 ha.</w:t>
+        <w:t>Detta dokument behandlar höga naturvärden i avverkningsanmälan A 5626-2025 i Östersunds kommun. Denna avverkningsanmälan inkom 2025-02-05 15:30:11 och omfattar 6,7 ha.</w:t>
       </w:r>
     </w:p>
     <w:p>

--- a/tillsyn/A 5626-2025 tillsynsbegäran.docx
+++ b/tillsyn/A 5626-2025 tillsynsbegäran.docx
@@ -892,7 +892,7 @@
     <w:r>
       <w:tab/>
       <w:tab/>
-      <w:t>2025-08-09</w:t>
+      <w:t>2025-08-10</w:t>
       <w:br/>
       <w:br/>
     </w:r>

--- a/tillsyn/A 5626-2025 tillsynsbegäran.docx
+++ b/tillsyn/A 5626-2025 tillsynsbegäran.docx
@@ -892,7 +892,7 @@
     <w:r>
       <w:tab/>
       <w:tab/>
-      <w:t>2025-08-10</w:t>
+      <w:t>2025-08-11</w:t>
       <w:br/>
       <w:br/>
     </w:r>

--- a/tillsyn/A 5626-2025 tillsynsbegäran.docx
+++ b/tillsyn/A 5626-2025 tillsynsbegäran.docx
@@ -892,7 +892,7 @@
     <w:r>
       <w:tab/>
       <w:tab/>
-      <w:t>2025-08-11</w:t>
+      <w:t>2025-08-12</w:t>
       <w:br/>
       <w:br/>
     </w:r>

--- a/tillsyn/A 5626-2025 tillsynsbegäran.docx
+++ b/tillsyn/A 5626-2025 tillsynsbegäran.docx
@@ -892,7 +892,7 @@
     <w:r>
       <w:tab/>
       <w:tab/>
-      <w:t>2025-08-12</w:t>
+      <w:t>2025-08-13</w:t>
       <w:br/>
       <w:br/>
     </w:r>

--- a/tillsyn/A 5626-2025 tillsynsbegäran.docx
+++ b/tillsyn/A 5626-2025 tillsynsbegäran.docx
@@ -12,7 +12,7 @@
     </w:p>
     <w:p>
       <w:r>
-        <w:t>Detta dokument behandlar höga naturvärden i avverkningsanmälan A 5626-2025 i Östersunds kommun. Denna avverkningsanmälan inkom 2025-02-05 15:30:11 och omfattar 6,7 ha.</w:t>
+        <w:t>Detta dokument behandlar höga naturvärden i avverkningsanmälan A 5626-2025 i Östersunds kommun. Denna avverkningsanmälan inkom 2025-02-05 00:00:00 och omfattar 6,7 ha.</w:t>
       </w:r>
     </w:p>
     <w:p>
@@ -892,7 +892,7 @@
     <w:r>
       <w:tab/>
       <w:tab/>
-      <w:t>2025-08-13</w:t>
+      <w:t>2025-08-14</w:t>
       <w:br/>
       <w:br/>
     </w:r>

--- a/tillsyn/A 5626-2025 tillsynsbegäran.docx
+++ b/tillsyn/A 5626-2025 tillsynsbegäran.docx
@@ -892,7 +892,7 @@
     <w:r>
       <w:tab/>
       <w:tab/>
-      <w:t>2025-08-14</w:t>
+      <w:t>2025-08-15</w:t>
       <w:br/>
       <w:br/>
     </w:r>

--- a/tillsyn/A 5626-2025 tillsynsbegäran.docx
+++ b/tillsyn/A 5626-2025 tillsynsbegäran.docx
@@ -892,7 +892,7 @@
     <w:r>
       <w:tab/>
       <w:tab/>
-      <w:t>2025-08-15</w:t>
+      <w:t>2025-08-16</w:t>
       <w:br/>
       <w:br/>
     </w:r>

--- a/tillsyn/A 5626-2025 tillsynsbegäran.docx
+++ b/tillsyn/A 5626-2025 tillsynsbegäran.docx
@@ -892,7 +892,7 @@
     <w:r>
       <w:tab/>
       <w:tab/>
-      <w:t>2025-08-16</w:t>
+      <w:t>2025-08-17</w:t>
       <w:br/>
       <w:br/>
     </w:r>

--- a/tillsyn/A 5626-2025 tillsynsbegäran.docx
+++ b/tillsyn/A 5626-2025 tillsynsbegäran.docx
@@ -892,7 +892,7 @@
     <w:r>
       <w:tab/>
       <w:tab/>
-      <w:t>2025-08-17</w:t>
+      <w:t>2025-08-18</w:t>
       <w:br/>
       <w:br/>
     </w:r>

--- a/tillsyn/A 5626-2025 tillsynsbegäran.docx
+++ b/tillsyn/A 5626-2025 tillsynsbegäran.docx
@@ -892,7 +892,7 @@
     <w:r>
       <w:tab/>
       <w:tab/>
-      <w:t>2025-08-18</w:t>
+      <w:t>2025-08-19</w:t>
       <w:br/>
       <w:br/>
     </w:r>

--- a/tillsyn/A 5626-2025 tillsynsbegäran.docx
+++ b/tillsyn/A 5626-2025 tillsynsbegäran.docx
@@ -892,7 +892,7 @@
     <w:r>
       <w:tab/>
       <w:tab/>
-      <w:t>2025-08-19</w:t>
+      <w:t>2025-08-20</w:t>
       <w:br/>
       <w:br/>
     </w:r>

--- a/tillsyn/A 5626-2025 tillsynsbegäran.docx
+++ b/tillsyn/A 5626-2025 tillsynsbegäran.docx
@@ -892,7 +892,7 @@
     <w:r>
       <w:tab/>
       <w:tab/>
-      <w:t>2025-08-20</w:t>
+      <w:t>2025-08-21</w:t>
       <w:br/>
       <w:br/>
     </w:r>

--- a/tillsyn/A 5626-2025 tillsynsbegäran.docx
+++ b/tillsyn/A 5626-2025 tillsynsbegäran.docx
@@ -892,7 +892,7 @@
     <w:r>
       <w:tab/>
       <w:tab/>
-      <w:t>2025-08-21</w:t>
+      <w:t>2025-08-22</w:t>
       <w:br/>
       <w:br/>
     </w:r>

--- a/tillsyn/A 5626-2025 tillsynsbegäran.docx
+++ b/tillsyn/A 5626-2025 tillsynsbegäran.docx
@@ -892,7 +892,7 @@
     <w:r>
       <w:tab/>
       <w:tab/>
-      <w:t>2025-08-22</w:t>
+      <w:t>2025-08-23</w:t>
       <w:br/>
       <w:br/>
     </w:r>

--- a/tillsyn/A 5626-2025 tillsynsbegäran.docx
+++ b/tillsyn/A 5626-2025 tillsynsbegäran.docx
@@ -892,7 +892,7 @@
     <w:r>
       <w:tab/>
       <w:tab/>
-      <w:t>2025-08-23</w:t>
+      <w:t>2025-08-24</w:t>
       <w:br/>
       <w:br/>
     </w:r>

--- a/tillsyn/A 5626-2025 tillsynsbegäran.docx
+++ b/tillsyn/A 5626-2025 tillsynsbegäran.docx
@@ -892,7 +892,7 @@
     <w:r>
       <w:tab/>
       <w:tab/>
-      <w:t>2025-08-24</w:t>
+      <w:t>2025-08-25</w:t>
       <w:br/>
       <w:br/>
     </w:r>

--- a/tillsyn/A 5626-2025 tillsynsbegäran.docx
+++ b/tillsyn/A 5626-2025 tillsynsbegäran.docx
@@ -892,7 +892,7 @@
     <w:r>
       <w:tab/>
       <w:tab/>
-      <w:t>2025-08-25</w:t>
+      <w:t>2025-08-26</w:t>
       <w:br/>
       <w:br/>
     </w:r>

--- a/tillsyn/A 5626-2025 tillsynsbegäran.docx
+++ b/tillsyn/A 5626-2025 tillsynsbegäran.docx
@@ -892,7 +892,7 @@
     <w:r>
       <w:tab/>
       <w:tab/>
-      <w:t>2025-08-26</w:t>
+      <w:t>2025-08-30</w:t>
       <w:br/>
       <w:br/>
     </w:r>

--- a/tillsyn/A 5626-2025 tillsynsbegäran.docx
+++ b/tillsyn/A 5626-2025 tillsynsbegäran.docx
@@ -892,7 +892,7 @@
     <w:r>
       <w:tab/>
       <w:tab/>
-      <w:t>2025-08-30</w:t>
+      <w:t>2025-08-31</w:t>
       <w:br/>
       <w:br/>
     </w:r>

--- a/tillsyn/A 5626-2025 tillsynsbegäran.docx
+++ b/tillsyn/A 5626-2025 tillsynsbegäran.docx
@@ -892,7 +892,7 @@
     <w:r>
       <w:tab/>
       <w:tab/>
-      <w:t>2025-08-31</w:t>
+      <w:t>2025-09-01</w:t>
       <w:br/>
       <w:br/>
     </w:r>

--- a/tillsyn/A 5626-2025 tillsynsbegäran.docx
+++ b/tillsyn/A 5626-2025 tillsynsbegäran.docx
@@ -892,7 +892,7 @@
     <w:r>
       <w:tab/>
       <w:tab/>
-      <w:t>2025-09-01</w:t>
+      <w:t>2025-09-04</w:t>
       <w:br/>
       <w:br/>
     </w:r>

--- a/tillsyn/A 5626-2025 tillsynsbegäran.docx
+++ b/tillsyn/A 5626-2025 tillsynsbegäran.docx
@@ -892,7 +892,7 @@
     <w:r>
       <w:tab/>
       <w:tab/>
-      <w:t>2025-09-04</w:t>
+      <w:t>2025-09-05</w:t>
       <w:br/>
       <w:br/>
     </w:r>

--- a/tillsyn/A 5626-2025 tillsynsbegäran.docx
+++ b/tillsyn/A 5626-2025 tillsynsbegäran.docx
@@ -892,7 +892,7 @@
     <w:r>
       <w:tab/>
       <w:tab/>
-      <w:t>2025-09-05</w:t>
+      <w:t>2025-09-07</w:t>
       <w:br/>
       <w:br/>
     </w:r>

--- a/tillsyn/A 5626-2025 tillsynsbegäran.docx
+++ b/tillsyn/A 5626-2025 tillsynsbegäran.docx
@@ -892,7 +892,7 @@
     <w:r>
       <w:tab/>
       <w:tab/>
-      <w:t>2025-09-07</w:t>
+      <w:t>2025-09-08</w:t>
       <w:br/>
       <w:br/>
     </w:r>

--- a/tillsyn/A 5626-2025 tillsynsbegäran.docx
+++ b/tillsyn/A 5626-2025 tillsynsbegäran.docx
@@ -892,7 +892,7 @@
     <w:r>
       <w:tab/>
       <w:tab/>
-      <w:t>2025-09-08</w:t>
+      <w:t>2025-09-10</w:t>
       <w:br/>
       <w:br/>
     </w:r>

--- a/tillsyn/A 5626-2025 tillsynsbegäran.docx
+++ b/tillsyn/A 5626-2025 tillsynsbegäran.docx
@@ -892,7 +892,7 @@
     <w:r>
       <w:tab/>
       <w:tab/>
-      <w:t>2025-09-10</w:t>
+      <w:t>2025-09-11</w:t>
       <w:br/>
       <w:br/>
     </w:r>

--- a/tillsyn/A 5626-2025 tillsynsbegäran.docx
+++ b/tillsyn/A 5626-2025 tillsynsbegäran.docx
@@ -892,7 +892,7 @@
     <w:r>
       <w:tab/>
       <w:tab/>
-      <w:t>2025-09-11</w:t>
+      <w:t>2025-09-12</w:t>
       <w:br/>
       <w:br/>
     </w:r>

--- a/tillsyn/A 5626-2025 tillsynsbegäran.docx
+++ b/tillsyn/A 5626-2025 tillsynsbegäran.docx
@@ -892,7 +892,7 @@
     <w:r>
       <w:tab/>
       <w:tab/>
-      <w:t>2025-09-12</w:t>
+      <w:t>2025-09-13</w:t>
       <w:br/>
       <w:br/>
     </w:r>

--- a/tillsyn/A 5626-2025 tillsynsbegäran.docx
+++ b/tillsyn/A 5626-2025 tillsynsbegäran.docx
@@ -892,7 +892,7 @@
     <w:r>
       <w:tab/>
       <w:tab/>
-      <w:t>2025-09-13</w:t>
+      <w:t>2025-09-14</w:t>
       <w:br/>
       <w:br/>
     </w:r>

--- a/tillsyn/A 5626-2025 tillsynsbegäran.docx
+++ b/tillsyn/A 5626-2025 tillsynsbegäran.docx
@@ -236,7 +236,25 @@
         <w:t>Knärot (VU, §8)</w:t>
       </w:r>
       <w:r>
-        <w:t xml:space="preserve"> är rödlistad som sårbar och fridlyst enligt 8§ artskyddsförordningen. En nyligen genomförd analys av 79 floraväktarlokaler indikerar att det behövs någonstans mellan 100 och 150 meters skyddszon för att en knärotspopulation inte ska dö ut på lång sikt (Sebestyén &amp; Sundberg, 2025). Detta ligger väl i linje med tidigare genomförda studier som visar att det krävs väl tilltagna buffertzoner för att knäroten inte ska ta skada av skogsbruksåtgärder i intilliggande skog (Johnson, 2014; Koelmeijer m.fl., 2022; Skogsstyrelsen, 2022). Arten är även känslig för gallring vilket framgår av Skogsstyrelsens egen vägledning för hänsyn till knärot (Skogsstyrelsen, 2022). För rika förekomster av knärot är reservatsbildning eller biotopskydd lämpliga åtgärder för att skydda den (SLU Artdatabanken, 2024).</w:t>
+        <w:t xml:space="preserve"> är rödlistad som sårbar och fridlyst enligt 8§ artskyddsförordningen. En nyligen genomförd analys av 79 floraväktarlokaler indikerar att det behövs någonstans mellan 100 och 150 meters skyddszon för att en knärotspopulation inte ska dö ut på lång sikt (Sebestyén &amp; Sundberg, 2025). Detta ligger väl i linje med tidigare genomförda studier som visar att det krävs väl tilltagna buffertzoner för att knäroten inte ska ta skada av skogsbruksåtgärder i intilliggande skog (Johnson, 2014; Koelmeijer m.fl., 2022; Skogsstyrelsen, 2022). Arten är även känslig för gallring vilket framgår av Skogsstyrelsens egen vägledning för hänsyn till knärot (Skogsstyrelsen, 2022). För rika förekomster av knärot är reservatsbildning eller biotopskydd lämpliga åtgärder för att skydda den. På knärot kan den sällsynta rostsvampen </w:t>
+      </w:r>
+      <w:r>
+        <w:rPr>
+          <w:i/>
+        </w:rPr>
+        <w:t>Pucciniastrum goodyerae</w:t>
+      </w:r>
+      <w:r>
+        <w:t xml:space="preserve"> påträffas. </w:t>
+      </w:r>
+      <w:r>
+        <w:rPr>
+          <w:i/>
+        </w:rPr>
+        <w:t>Pucciniastrum goodyerae</w:t>
+      </w:r>
+      <w:r>
+        <w:t xml:space="preserve"> är klassad som NE (ej bedömd) i rödlistan(SLU Artdatabanken, 2024).</w:t>
       </w:r>
     </w:p>
     <w:p>
@@ -892,7 +910,7 @@
     <w:r>
       <w:tab/>
       <w:tab/>
-      <w:t>2025-09-14</w:t>
+      <w:t>2025-09-15</w:t>
       <w:br/>
       <w:br/>
     </w:r>

--- a/tillsyn/A 5626-2025 tillsynsbegäran.docx
+++ b/tillsyn/A 5626-2025 tillsynsbegäran.docx
@@ -910,7 +910,7 @@
     <w:r>
       <w:tab/>
       <w:tab/>
-      <w:t>2025-09-15</w:t>
+      <w:t>2025-09-16</w:t>
       <w:br/>
       <w:br/>
     </w:r>

--- a/tillsyn/A 5626-2025 tillsynsbegäran.docx
+++ b/tillsyn/A 5626-2025 tillsynsbegäran.docx
@@ -910,7 +910,7 @@
     <w:r>
       <w:tab/>
       <w:tab/>
-      <w:t>2025-09-16</w:t>
+      <w:t>2025-09-17</w:t>
       <w:br/>
       <w:br/>
     </w:r>

--- a/tillsyn/A 5626-2025 tillsynsbegäran.docx
+++ b/tillsyn/A 5626-2025 tillsynsbegäran.docx
@@ -910,7 +910,7 @@
     <w:r>
       <w:tab/>
       <w:tab/>
-      <w:t>2025-09-17</w:t>
+      <w:t>2025-09-18</w:t>
       <w:br/>
       <w:br/>
     </w:r>

--- a/tillsyn/A 5626-2025 tillsynsbegäran.docx
+++ b/tillsyn/A 5626-2025 tillsynsbegäran.docx
@@ -910,7 +910,7 @@
     <w:r>
       <w:tab/>
       <w:tab/>
-      <w:t>2025-09-18</w:t>
+      <w:t>2025-09-22</w:t>
       <w:br/>
       <w:br/>
     </w:r>

--- a/tillsyn/A 5626-2025 tillsynsbegäran.docx
+++ b/tillsyn/A 5626-2025 tillsynsbegäran.docx
@@ -910,7 +910,7 @@
     <w:r>
       <w:tab/>
       <w:tab/>
-      <w:t>2025-09-22</w:t>
+      <w:t>2025-09-23</w:t>
       <w:br/>
       <w:br/>
     </w:r>

--- a/tillsyn/A 5626-2025 tillsynsbegäran.docx
+++ b/tillsyn/A 5626-2025 tillsynsbegäran.docx
@@ -910,7 +910,7 @@
     <w:r>
       <w:tab/>
       <w:tab/>
-      <w:t>2025-09-23</w:t>
+      <w:t>2025-09-24</w:t>
       <w:br/>
       <w:br/>
     </w:r>

--- a/tillsyn/A 5626-2025 tillsynsbegäran.docx
+++ b/tillsyn/A 5626-2025 tillsynsbegäran.docx
@@ -910,7 +910,7 @@
     <w:r>
       <w:tab/>
       <w:tab/>
-      <w:t>2025-09-24</w:t>
+      <w:t>2025-09-25</w:t>
       <w:br/>
       <w:br/>
     </w:r>

--- a/tillsyn/A 5626-2025 tillsynsbegäran.docx
+++ b/tillsyn/A 5626-2025 tillsynsbegäran.docx
@@ -910,7 +910,7 @@
     <w:r>
       <w:tab/>
       <w:tab/>
-      <w:t>2025-09-25</w:t>
+      <w:t>2025-09-26</w:t>
       <w:br/>
       <w:br/>
     </w:r>

--- a/tillsyn/A 5626-2025 tillsynsbegäran.docx
+++ b/tillsyn/A 5626-2025 tillsynsbegäran.docx
@@ -910,7 +910,7 @@
     <w:r>
       <w:tab/>
       <w:tab/>
-      <w:t>2025-09-26</w:t>
+      <w:t>2025-09-27</w:t>
       <w:br/>
       <w:br/>
     </w:r>

--- a/tillsyn/A 5626-2025 tillsynsbegäran.docx
+++ b/tillsyn/A 5626-2025 tillsynsbegäran.docx
@@ -910,7 +910,7 @@
     <w:r>
       <w:tab/>
       <w:tab/>
-      <w:t>2025-09-27</w:t>
+      <w:t>2025-09-28</w:t>
       <w:br/>
       <w:br/>
     </w:r>

--- a/tillsyn/A 5626-2025 tillsynsbegäran.docx
+++ b/tillsyn/A 5626-2025 tillsynsbegäran.docx
@@ -910,7 +910,7 @@
     <w:r>
       <w:tab/>
       <w:tab/>
-      <w:t>2025-09-28</w:t>
+      <w:t>2025-09-29</w:t>
       <w:br/>
       <w:br/>
     </w:r>

--- a/tillsyn/A 5626-2025 tillsynsbegäran.docx
+++ b/tillsyn/A 5626-2025 tillsynsbegäran.docx
@@ -910,7 +910,7 @@
     <w:r>
       <w:tab/>
       <w:tab/>
-      <w:t>2025-09-29</w:t>
+      <w:t>2025-09-30</w:t>
       <w:br/>
       <w:br/>
     </w:r>

--- a/tillsyn/A 5626-2025 tillsynsbegäran.docx
+++ b/tillsyn/A 5626-2025 tillsynsbegäran.docx
@@ -910,7 +910,7 @@
     <w:r>
       <w:tab/>
       <w:tab/>
-      <w:t>2025-09-30</w:t>
+      <w:t>2025-10-01</w:t>
       <w:br/>
       <w:br/>
     </w:r>
